--- a/task4/Task 4.docx
+++ b/task4/Task 4.docx
@@ -418,7 +418,7 @@
           <w:kern w:val="0"/>
         </w:rPr>
         <w:drawing>
-          <wp:inline distT="0" distB="0" distL="0" distR="0" wp14:anchorId="7869DEE2" wp14:editId="639FDCB1">
+          <wp:inline distT="0" distB="0" distL="0" distR="0" wp14:anchorId="7869DEE2" wp14:editId="286AADAE">
             <wp:extent cx="5403273" cy="3099955"/>
             <wp:effectExtent l="0" t="0" r="0" b="0"/>
             <wp:docPr id="1871242356" name="Picture 2" descr="A computer screen with text and images&#10;&#10;AI-generated content may be incorrect."/>
@@ -483,7 +483,7 @@
           <w:kern w:val="0"/>
         </w:rPr>
         <w:drawing>
-          <wp:anchor distT="0" distB="0" distL="114300" distR="114300" simplePos="0" relativeHeight="251658240" behindDoc="0" locked="0" layoutInCell="1" allowOverlap="1" wp14:anchorId="4DB6943F" wp14:editId="2119535D">
+          <wp:anchor distT="0" distB="0" distL="114300" distR="114300" simplePos="0" relativeHeight="251658240" behindDoc="0" locked="0" layoutInCell="1" allowOverlap="1" wp14:anchorId="4DB6943F" wp14:editId="3C33C072">
             <wp:simplePos x="0" y="0"/>
             <wp:positionH relativeFrom="column">
               <wp:posOffset>165100</wp:posOffset>
@@ -822,7 +822,7 @@
         </w:rPr>
         <w:lastRenderedPageBreak/>
         <w:drawing>
-          <wp:inline distT="0" distB="0" distL="0" distR="0" wp14:anchorId="5E6868F0" wp14:editId="62FBFAFF">
+          <wp:inline distT="0" distB="0" distL="0" distR="0" wp14:anchorId="5E6868F0" wp14:editId="54F4537D">
             <wp:extent cx="5794744" cy="5500054"/>
             <wp:effectExtent l="0" t="0" r="0" b="0"/>
             <wp:docPr id="883736405" name="Picture 4" descr="A screen shot of a computer program&#10;&#10;AI-generated content may be incorrect."/>
@@ -980,7 +980,7 @@
           <w:kern w:val="0"/>
         </w:rPr>
         <w:drawing>
-          <wp:inline distT="0" distB="0" distL="0" distR="0" wp14:anchorId="457D2E91" wp14:editId="3B04B6D1">
+          <wp:inline distT="0" distB="0" distL="0" distR="0" wp14:anchorId="457D2E91" wp14:editId="257A03E6">
             <wp:extent cx="3319397" cy="3577138"/>
             <wp:effectExtent l="0" t="0" r="0" b="4445"/>
             <wp:docPr id="580944555" name="Picture 5" descr="A screen shot of a computer code&#10;&#10;AI-generated content may be incorrect."/>
@@ -1109,29 +1109,7 @@
           <w:kern w:val="0"/>
           <w14:ligatures w14:val="none"/>
         </w:rPr>
-        <w:t>5</w:t>
-      </w:r>
-      <w:r>
-        <w:rPr>
-          <w:rFonts w:asciiTheme="majorBidi" w:eastAsia="Times New Roman" w:hAnsiTheme="majorBidi" w:cstheme="majorBidi"/>
-          <w:b/>
-          <w:bCs/>
-          <w:color w:val="000000"/>
-          <w:kern w:val="0"/>
-          <w14:ligatures w14:val="none"/>
-        </w:rPr>
-        <w:t xml:space="preserve">. </w:t>
-      </w:r>
-      <w:r>
-        <w:rPr>
-          <w:rFonts w:asciiTheme="majorBidi" w:eastAsia="Times New Roman" w:hAnsiTheme="majorBidi" w:cstheme="majorBidi"/>
-          <w:b/>
-          <w:bCs/>
-          <w:color w:val="000000"/>
-          <w:kern w:val="0"/>
-          <w14:ligatures w14:val="none"/>
-        </w:rPr>
-        <w:t xml:space="preserve">GitHub: </w:t>
+        <w:t xml:space="preserve">5. GitHub: </w:t>
       </w:r>
       <w:hyperlink r:id="rId10" w:history="1">
         <w:r>
@@ -1156,18 +1134,7 @@
           <w14:ligatures w14:val="none"/>
         </w:rPr>
         <w:br/>
-        <w:t xml:space="preserve">commit sha: </w:t>
-      </w:r>
-      <w:r>
-        <w:rPr>
-          <w:rFonts w:asciiTheme="majorBidi" w:eastAsia="Times New Roman" w:hAnsiTheme="majorBidi" w:cstheme="majorBidi"/>
-          <w:b/>
-          <w:bCs/>
-          <w:color w:val="000000"/>
-          <w:kern w:val="0"/>
-          <w14:ligatures w14:val="none"/>
-        </w:rPr>
-        <w:t>621074752b4778ca677da9ac93a131009ccb55cc</w:t>
+        <w:t>commit sha: 621074752b4778ca677da9ac93a131009ccb55cc</w:t>
       </w:r>
     </w:p>
     <w:sectPr>
